--- a/Oracle Real Application Clusters Architecture.docx
+++ b/Oracle Real Application Clusters Architecture.docx
@@ -1,6 +1,6 @@
 
 <file path=word/document.xml><?xml version="1.0" encoding="utf-8"?>
-<w:document xmlns:wpc="http://schemas.microsoft.com/office/word/2010/wordprocessingCanvas" xmlns:mc="http://schemas.openxmlformats.org/markup-compatibility/2006" xmlns:o="urn:schemas-microsoft-com:office:office" xmlns:r="http://schemas.openxmlformats.org/officeDocument/2006/relationships" xmlns:m="http://schemas.openxmlformats.org/officeDocument/2006/math" xmlns:v="urn:schemas-microsoft-com:vml" xmlns:wp14="http://schemas.microsoft.com/office/word/2010/wordprocessingDrawing" xmlns:wp="http://schemas.openxmlformats.org/drawingml/2006/wordprocessingDrawing" xmlns:w10="urn:schemas-microsoft-com:office:word" xmlns:w="http://schemas.openxmlformats.org/wordprocessingml/2006/main" xmlns:w14="http://schemas.microsoft.com/office/word/2010/wordml" xmlns:w15="http://schemas.microsoft.com/office/word/2012/wordml" xmlns:wpg="http://schemas.microsoft.com/office/word/2010/wordprocessingGroup" xmlns:wpi="http://schemas.microsoft.com/office/word/2010/wordprocessingInk" xmlns:wne="http://schemas.microsoft.com/office/word/2006/wordml" xmlns:wps="http://schemas.microsoft.com/office/word/2010/wordprocessingShape" mc:Ignorable="w14 w15 wp14">
+<w:document xmlns:wpc="http://schemas.microsoft.com/office/word/2010/wordprocessingCanvas" xmlns:cx="http://schemas.microsoft.com/office/drawing/2014/chartex" xmlns:cx1="http://schemas.microsoft.com/office/drawing/2015/9/8/chartex" xmlns:cx2="http://schemas.microsoft.com/office/drawing/2015/10/21/chartex" xmlns:cx3="http://schemas.microsoft.com/office/drawing/2016/5/9/chartex" xmlns:cx4="http://schemas.microsoft.com/office/drawing/2016/5/10/chartex" xmlns:cx5="http://schemas.microsoft.com/office/drawing/2016/5/11/chartex" xmlns:cx6="http://schemas.microsoft.com/office/drawing/2016/5/12/chartex" xmlns:cx7="http://schemas.microsoft.com/office/drawing/2016/5/13/chartex" xmlns:cx8="http://schemas.microsoft.com/office/drawing/2016/5/14/chartex" xmlns:mc="http://schemas.openxmlformats.org/markup-compatibility/2006" xmlns:aink="http://schemas.microsoft.com/office/drawing/2016/ink" xmlns:am3d="http://schemas.microsoft.com/office/drawing/2017/model3d" xmlns:o="urn:schemas-microsoft-com:office:office" xmlns:oel="http://schemas.microsoft.com/office/2019/extlst" xmlns:r="http://schemas.openxmlformats.org/officeDocument/2006/relationships" xmlns:m="http://schemas.openxmlformats.org/officeDocument/2006/math" xmlns:v="urn:schemas-microsoft-com:vml" xmlns:wp14="http://schemas.microsoft.com/office/word/2010/wordprocessingDrawing" xmlns:wp="http://schemas.openxmlformats.org/drawingml/2006/wordprocessingDrawing" xmlns:w10="urn:schemas-microsoft-com:office:word" xmlns:w="http://schemas.openxmlformats.org/wordprocessingml/2006/main" xmlns:w14="http://schemas.microsoft.com/office/word/2010/wordml" xmlns:w15="http://schemas.microsoft.com/office/word/2012/wordml" xmlns:w16cex="http://schemas.microsoft.com/office/word/2018/wordml/cex" xmlns:w16cid="http://schemas.microsoft.com/office/word/2016/wordml/cid" xmlns:w16="http://schemas.microsoft.com/office/word/2018/wordml" xmlns:w16du="http://schemas.microsoft.com/office/word/2023/wordml/word16du" xmlns:w16sdtdh="http://schemas.microsoft.com/office/word/2020/wordml/sdtdatahash" xmlns:w16sdtfl="http://schemas.microsoft.com/office/word/2024/wordml/sdtformatlock" xmlns:w16se="http://schemas.microsoft.com/office/word/2015/wordml/symex" xmlns:wpg="http://schemas.microsoft.com/office/word/2010/wordprocessingGroup" xmlns:wpi="http://schemas.microsoft.com/office/word/2010/wordprocessingInk" xmlns:wne="http://schemas.microsoft.com/office/word/2006/wordml" xmlns:wps="http://schemas.microsoft.com/office/word/2010/wordprocessingShape" mc:Ignorable="w14 w15 w16se w16cid w16 w16cex w16sdtdh w16sdtfl w16du wp14">
   <w:body>
     <w:p>
       <w:pPr>
@@ -69,7 +69,7 @@
           <w:lang w:eastAsia="en-IN"/>
         </w:rPr>
         <w:drawing>
-          <wp:inline distT="0" distB="0" distL="0" distR="0">
+          <wp:inline distT="0" distB="0" distL="0" distR="0" wp14:anchorId="74EF96B9" wp14:editId="26762881">
             <wp:extent cx="5728678" cy="3601941"/>
             <wp:effectExtent l="0" t="0" r="5715" b="0"/>
             <wp:docPr id="1" name="Picture 1"/>
@@ -542,31 +542,76 @@
     </w:p>
     <w:p>
       <w:pPr>
+        <w:pStyle w:val="ListParagraph"/>
         <w:shd w:val="clear" w:color="auto" w:fill="FFFFFF"/>
         <w:spacing w:after="120" w:line="330" w:lineRule="atLeast"/>
         <w:rPr>
+          <w:rFonts w:eastAsia="Times New Roman" w:cstheme="minorHAnsi"/>
           <w:b/>
+          <w:spacing w:val="2"/>
           <w:sz w:val="24"/>
-        </w:rPr>
-      </w:pPr>
-      <w:r>
-        <w:rPr>
-          <w:b/>
+          <w:szCs w:val="24"/>
+          <w:lang w:eastAsia="en-IN"/>
+        </w:rPr>
+      </w:pPr>
+    </w:p>
+    <w:p>
+      <w:pPr>
+        <w:pStyle w:val="NormalWeb"/>
+        <w:ind w:left="720"/>
+        <w:rPr>
+          <w:rFonts w:ascii="Calibri" w:hAnsi="Calibri" w:cs="Calibri"/>
+          <w:sz w:val="22"/>
+        </w:rPr>
+      </w:pPr>
+    </w:p>
+    <w:p>
+      <w:pPr>
+        <w:pStyle w:val="NormalWeb"/>
+        <w:rPr>
+          <w:rStyle w:val="Strong"/>
+          <w:rFonts w:ascii="Calibri" w:hAnsi="Calibri" w:cs="Calibri"/>
+          <w:b w:val="0"/>
+          <w:bCs w:val="0"/>
+          <w:sz w:val="22"/>
+        </w:rPr>
+      </w:pPr>
+      <w:r>
+        <w:rPr>
+          <w:rStyle w:val="Strong"/>
+        </w:rPr>
+        <w:t>Horizontal Scaling</w:t>
+      </w:r>
+      <w:r>
+        <w:t xml:space="preserve"> and </w:t>
+      </w:r>
+      <w:r>
+        <w:rPr>
+          <w:rStyle w:val="Strong"/>
+        </w:rPr>
+        <w:t>Vertical Scaling:</w:t>
+      </w:r>
+    </w:p>
+    <w:p>
+      <w:pPr>
+        <w:shd w:val="clear" w:color="auto" w:fill="FFFFFF"/>
+        <w:spacing w:after="120" w:line="330" w:lineRule="atLeast"/>
+        <w:rPr>
+          <w:rStyle w:val="Strong"/>
           <w:sz w:val="24"/>
         </w:rPr>
-        <w:lastRenderedPageBreak/>
-        <w:t>Load B</w:t>
-      </w:r>
-      <w:r>
-        <w:rPr>
-          <w:b/>
+      </w:pPr>
+      <w:r>
+        <w:rPr>
+          <w:rStyle w:val="Strong"/>
+          <w:color w:val="ED7D31" w:themeColor="accent2"/>
           <w:sz w:val="24"/>
         </w:rPr>
-        <w:t>alancing</w:t>
-      </w:r>
-      <w:r>
-        <w:rPr>
-          <w:b/>
+        <w:t>Vertical Scaling</w:t>
+      </w:r>
+      <w:r>
+        <w:rPr>
+          <w:rStyle w:val="Strong"/>
           <w:sz w:val="24"/>
         </w:rPr>
         <w:t>:</w:t>
@@ -582,30 +627,37 @@
         <w:shd w:val="clear" w:color="auto" w:fill="FFFFFF"/>
         <w:spacing w:after="120" w:line="330" w:lineRule="atLeast"/>
         <w:rPr>
-          <w:rFonts w:eastAsia="Times New Roman" w:cstheme="minorHAnsi"/>
           <w:b/>
-          <w:spacing w:val="2"/>
+          <w:bCs/>
           <w:sz w:val="24"/>
-          <w:szCs w:val="24"/>
-          <w:lang w:eastAsia="en-IN"/>
-        </w:rPr>
-      </w:pPr>
-      <w:proofErr w:type="gramStart"/>
+        </w:rPr>
+      </w:pPr>
+      <w:r>
+        <w:rPr>
+          <w:rFonts w:ascii="Calibri" w:hAnsi="Calibri" w:cs="Calibri"/>
+        </w:rPr>
+        <w:t xml:space="preserve">This means </w:t>
+      </w:r>
       <w:r>
         <w:rPr>
           <w:rStyle w:val="Strong"/>
-        </w:rPr>
-        <w:t>load</w:t>
-      </w:r>
-      <w:proofErr w:type="gramEnd"/>
+          <w:rFonts w:ascii="Calibri" w:hAnsi="Calibri" w:cs="Calibri"/>
+          <w:b w:val="0"/>
+        </w:rPr>
+        <w:t>adding more power to an existing</w:t>
+      </w:r>
       <w:r>
         <w:rPr>
           <w:rStyle w:val="Strong"/>
-        </w:rPr>
-        <w:t xml:space="preserve"> balancing</w:t>
-      </w:r>
-      <w:r>
-        <w:t xml:space="preserve"> is all about distributing database workloads efficiently across multiple nodes to ensure optimal performance, high availability, and resource utilization. Think of it like traffic control for your database connections—making sure no single node gets overwhelmed while others sit idle.</w:t>
+          <w:rFonts w:ascii="Calibri" w:hAnsi="Calibri" w:cs="Calibri"/>
+        </w:rPr>
+        <w:t xml:space="preserve"> servers</w:t>
+      </w:r>
+      <w:r>
+        <w:rPr>
+          <w:rFonts w:ascii="Calibri" w:hAnsi="Calibri" w:cs="Calibri"/>
+        </w:rPr>
+        <w:t>.</w:t>
       </w:r>
     </w:p>
     <w:p>
@@ -618,112 +670,23 @@
         <w:shd w:val="clear" w:color="auto" w:fill="FFFFFF"/>
         <w:spacing w:after="120" w:line="330" w:lineRule="atLeast"/>
         <w:rPr>
+          <w:b/>
+          <w:bCs/>
+          <w:sz w:val="24"/>
+        </w:rPr>
+      </w:pPr>
+      <w:r>
+        <w:rPr>
           <w:rStyle w:val="Strong"/>
-          <w:rFonts w:eastAsia="Times New Roman" w:cstheme="minorHAnsi"/>
-          <w:bCs w:val="0"/>
-          <w:spacing w:val="2"/>
-          <w:sz w:val="24"/>
-          <w:szCs w:val="24"/>
-          <w:lang w:eastAsia="en-IN"/>
-        </w:rPr>
-      </w:pPr>
-      <w:r>
-        <w:rPr>
-          <w:rStyle w:val="Strong"/>
-          <w:b w:val="0"/>
-        </w:rPr>
-        <w:t xml:space="preserve">If there are 50 connections </w:t>
-      </w:r>
-      <w:r>
-        <w:rPr>
-          <w:rStyle w:val="Strong"/>
-        </w:rPr>
-        <w:t>25</w:t>
-      </w:r>
-      <w:r>
-        <w:rPr>
-          <w:rStyle w:val="Strong"/>
-          <w:b w:val="0"/>
-        </w:rPr>
-        <w:t xml:space="preserve"> will be allocated to </w:t>
-      </w:r>
-      <w:r>
-        <w:rPr>
-          <w:rStyle w:val="Strong"/>
-        </w:rPr>
-        <w:t>node 1</w:t>
-      </w:r>
-      <w:r>
-        <w:rPr>
-          <w:rStyle w:val="Strong"/>
-          <w:b w:val="0"/>
-        </w:rPr>
-        <w:t xml:space="preserve"> and </w:t>
-      </w:r>
-      <w:r>
-        <w:rPr>
-          <w:rStyle w:val="Strong"/>
-        </w:rPr>
-        <w:t>25</w:t>
-      </w:r>
-      <w:r>
-        <w:rPr>
-          <w:rStyle w:val="Strong"/>
-          <w:b w:val="0"/>
-        </w:rPr>
-        <w:t xml:space="preserve"> to </w:t>
-      </w:r>
-      <w:r>
-        <w:rPr>
-          <w:rStyle w:val="Strong"/>
-        </w:rPr>
-        <w:t>node 2</w:t>
-      </w:r>
-      <w:r>
-        <w:rPr>
-          <w:rStyle w:val="Strong"/>
-          <w:b w:val="0"/>
-        </w:rPr>
-        <w:t>.</w:t>
-      </w:r>
-    </w:p>
-    <w:p>
-      <w:pPr>
-        <w:pStyle w:val="ListParagraph"/>
-        <w:shd w:val="clear" w:color="auto" w:fill="FFFFFF"/>
-        <w:spacing w:after="120" w:line="330" w:lineRule="atLeast"/>
-        <w:rPr>
-          <w:rFonts w:eastAsia="Times New Roman" w:cstheme="minorHAnsi"/>
-          <w:b/>
-          <w:spacing w:val="2"/>
-          <w:sz w:val="24"/>
-          <w:szCs w:val="24"/>
-          <w:lang w:eastAsia="en-IN"/>
-        </w:rPr>
-      </w:pPr>
-    </w:p>
-    <w:p>
-      <w:pPr>
-        <w:shd w:val="clear" w:color="auto" w:fill="FFFFFF"/>
-        <w:spacing w:after="120" w:line="330" w:lineRule="atLeast"/>
-        <w:rPr>
-          <w:b/>
-          <w:sz w:val="24"/>
-        </w:rPr>
-      </w:pPr>
-      <w:r>
-        <w:rPr>
-          <w:b/>
-          <w:sz w:val="24"/>
-        </w:rPr>
-        <w:t>Transparent Application Failover</w:t>
-      </w:r>
-      <w:r>
-        <w:rPr>
-          <w:b/>
-          <w:sz w:val="24"/>
-        </w:rPr>
-        <w:t>:</w:t>
+          <w:rFonts w:ascii="Calibri" w:hAnsi="Calibri" w:cs="Calibri"/>
+        </w:rPr>
+        <w:t>How it works</w:t>
+      </w:r>
+      <w:r>
+        <w:rPr>
+          <w:rFonts w:ascii="Calibri" w:hAnsi="Calibri" w:cs="Calibri"/>
+        </w:rPr>
+        <w:t>: You upgrade the server's CPU, RAM, or storage.</w:t>
       </w:r>
     </w:p>
     <w:p>
@@ -737,115 +700,23 @@
         <w:spacing w:after="120" w:line="330" w:lineRule="atLeast"/>
         <w:rPr>
           <w:b/>
+          <w:bCs/>
           <w:sz w:val="24"/>
         </w:rPr>
       </w:pPr>
       <w:r>
-        <w:t xml:space="preserve">TAF automatically reconnects a user's session to another available RAC node if the original connection is lost due to a failure. This reconnection is </w:t>
-      </w:r>
-      <w:r>
         <w:rPr>
           <w:rStyle w:val="Strong"/>
-        </w:rPr>
-        <w:t>transparent</w:t>
-      </w:r>
-      <w:r>
-        <w:t xml:space="preserve"> to the application, meaning users often don’t even notice the switch.</w:t>
-      </w:r>
-    </w:p>
-    <w:p>
-      <w:pPr>
-        <w:pStyle w:val="NormalWeb"/>
-        <w:numPr>
-          <w:ilvl w:val="0"/>
-          <w:numId w:val="2"/>
-        </w:numPr>
-        <w:rPr>
-          <w:rFonts w:ascii="Calibri" w:hAnsi="Calibri" w:cs="Calibri"/>
-          <w:sz w:val="22"/>
-        </w:rPr>
-      </w:pPr>
-      <w:r>
-        <w:rPr>
-          <w:rFonts w:ascii="Calibri" w:hAnsi="Calibri" w:cs="Calibri"/>
-          <w:sz w:val="22"/>
-        </w:rPr>
-        <w:t>Reconnect happens only after failure.</w:t>
-      </w:r>
-    </w:p>
-    <w:p>
-      <w:pPr>
-        <w:pStyle w:val="NormalWeb"/>
-        <w:numPr>
-          <w:ilvl w:val="0"/>
-          <w:numId w:val="2"/>
-        </w:numPr>
-        <w:rPr>
-          <w:rFonts w:ascii="Calibri" w:hAnsi="Calibri" w:cs="Calibri"/>
-          <w:sz w:val="22"/>
-        </w:rPr>
-      </w:pPr>
-      <w:r>
-        <w:rPr>
-          <w:rFonts w:ascii="Calibri" w:hAnsi="Calibri" w:cs="Calibri"/>
-          <w:sz w:val="22"/>
-        </w:rPr>
-        <w:t>A backup connection is pre-established, allowing faster failover.</w:t>
-      </w:r>
-    </w:p>
-    <w:p>
-      <w:pPr>
-        <w:pStyle w:val="NormalWeb"/>
-        <w:ind w:left="720"/>
-        <w:rPr>
-          <w:rFonts w:ascii="Calibri" w:hAnsi="Calibri" w:cs="Calibri"/>
-          <w:sz w:val="22"/>
-        </w:rPr>
-      </w:pPr>
-    </w:p>
-    <w:p>
-      <w:pPr>
-        <w:pStyle w:val="NormalWeb"/>
-        <w:rPr>
-          <w:rStyle w:val="Strong"/>
-          <w:rFonts w:ascii="Calibri" w:hAnsi="Calibri" w:cs="Calibri"/>
-          <w:b w:val="0"/>
-          <w:bCs w:val="0"/>
-          <w:sz w:val="22"/>
-        </w:rPr>
-      </w:pPr>
-      <w:r>
-        <w:rPr>
-          <w:rStyle w:val="Strong"/>
-        </w:rPr>
-        <w:t>Horizontal S</w:t>
-      </w:r>
-      <w:r>
-        <w:rPr>
-          <w:rStyle w:val="Strong"/>
-        </w:rPr>
-        <w:t>caling</w:t>
-      </w:r>
-      <w:r>
-        <w:t xml:space="preserve"> and </w:t>
-      </w:r>
-      <w:r>
-        <w:rPr>
-          <w:rStyle w:val="Strong"/>
-        </w:rPr>
-        <w:t>Vertical S</w:t>
-      </w:r>
-      <w:r>
-        <w:rPr>
-          <w:rStyle w:val="Strong"/>
-        </w:rPr>
-        <w:t>caling</w:t>
-      </w:r>
-      <w:r>
-        <w:rPr>
-          <w:rStyle w:val="Strong"/>
-        </w:rPr>
-        <w:t>:</w:t>
+          <w:rFonts w:ascii="Calibri" w:hAnsi="Calibri" w:cs="Calibri"/>
+          <w:color w:val="FF0000"/>
+        </w:rPr>
+        <w:t>Example</w:t>
+      </w:r>
+      <w:r>
+        <w:rPr>
+          <w:rFonts w:ascii="Calibri" w:hAnsi="Calibri" w:cs="Calibri"/>
+        </w:rPr>
+        <w:t>: Going from 8 GB RAM to 32 GB RAM on the same server.</w:t>
       </w:r>
     </w:p>
     <w:p>
@@ -863,7 +734,7 @@
           <w:color w:val="ED7D31" w:themeColor="accent2"/>
           <w:sz w:val="24"/>
         </w:rPr>
-        <w:t>Vertical Scaling</w:t>
+        <w:t>Horizontal Scaling</w:t>
       </w:r>
       <w:r>
         <w:rPr>
@@ -889,37 +760,58 @@
         </w:rPr>
       </w:pPr>
       <w:r>
-        <w:rPr>
-          <w:rFonts w:ascii="Calibri" w:hAnsi="Calibri" w:cs="Calibri"/>
-        </w:rPr>
         <w:t xml:space="preserve">This means </w:t>
       </w:r>
       <w:r>
         <w:rPr>
           <w:rStyle w:val="Strong"/>
-          <w:rFonts w:ascii="Calibri" w:hAnsi="Calibri" w:cs="Calibri"/>
           <w:b w:val="0"/>
         </w:rPr>
-        <w:t>a</w:t>
+        <w:t xml:space="preserve">adding more </w:t>
       </w:r>
       <w:r>
         <w:rPr>
           <w:rStyle w:val="Strong"/>
-          <w:rFonts w:ascii="Calibri" w:hAnsi="Calibri" w:cs="Calibri"/>
+        </w:rPr>
+        <w:t>servers</w:t>
+      </w:r>
+      <w:r>
+        <w:rPr>
+          <w:rStyle w:val="Strong"/>
+        </w:rPr>
+        <w:t xml:space="preserve"> </w:t>
+      </w:r>
+      <w:r>
+        <w:rPr>
+          <w:rStyle w:val="Strong"/>
           <w:b w:val="0"/>
         </w:rPr>
-        <w:t>dding more power to an existing</w:t>
+        <w:t>(</w:t>
       </w:r>
       <w:r>
         <w:rPr>
           <w:rStyle w:val="Strong"/>
-          <w:rFonts w:ascii="Calibri" w:hAnsi="Calibri" w:cs="Calibri"/>
-        </w:rPr>
-        <w:t xml:space="preserve"> servers</w:t>
-      </w:r>
-      <w:r>
-        <w:rPr>
-          <w:rFonts w:ascii="Calibri" w:hAnsi="Calibri" w:cs="Calibri"/>
+          <w:color w:val="FF0000"/>
+        </w:rPr>
+        <w:t>nodes</w:t>
+      </w:r>
+      <w:r>
+        <w:rPr>
+          <w:rStyle w:val="Strong"/>
+          <w:b w:val="0"/>
+        </w:rPr>
+        <w:t>)</w:t>
+      </w:r>
+      <w:r>
+        <w:rPr>
+          <w:rStyle w:val="Strong"/>
+          <w:b w:val="0"/>
+        </w:rPr>
+        <w:t xml:space="preserve"> to your system</w:t>
+      </w:r>
+      <w:r>
+        <w:rPr>
+          <w:b/>
         </w:rPr>
         <w:t>.</w:t>
       </w:r>
@@ -942,15 +834,11 @@
       <w:r>
         <w:rPr>
           <w:rStyle w:val="Strong"/>
-          <w:rFonts w:ascii="Calibri" w:hAnsi="Calibri" w:cs="Calibri"/>
         </w:rPr>
         <w:t>How it works</w:t>
       </w:r>
       <w:r>
-        <w:rPr>
-          <w:rFonts w:ascii="Calibri" w:hAnsi="Calibri" w:cs="Calibri"/>
-        </w:rPr>
-        <w:t>: You upgrade the server's CPU, RAM, or storage.</w:t>
+        <w:t>: You add more servers or nodes and distribute the load.</w:t>
       </w:r>
     </w:p>
     <w:p>
@@ -971,175 +859,11 @@
       <w:r>
         <w:rPr>
           <w:rStyle w:val="Strong"/>
-          <w:rFonts w:ascii="Calibri" w:hAnsi="Calibri" w:cs="Calibri"/>
-          <w:color w:val="FF0000"/>
         </w:rPr>
         <w:t>Example</w:t>
       </w:r>
       <w:r>
-        <w:rPr>
-          <w:rFonts w:ascii="Calibri" w:hAnsi="Calibri" w:cs="Calibri"/>
-        </w:rPr>
-        <w:t>: Going from 8 GB RAM to 32 GB RAM on the same server.</w:t>
-      </w:r>
-    </w:p>
-    <w:p>
-      <w:pPr>
-        <w:shd w:val="clear" w:color="auto" w:fill="FFFFFF"/>
-        <w:spacing w:after="120" w:line="330" w:lineRule="atLeast"/>
-        <w:rPr>
-          <w:rStyle w:val="Strong"/>
-          <w:sz w:val="24"/>
-        </w:rPr>
-      </w:pPr>
-      <w:r>
-        <w:rPr>
-          <w:rStyle w:val="Strong"/>
-          <w:color w:val="ED7D31" w:themeColor="accent2"/>
-          <w:sz w:val="24"/>
-        </w:rPr>
-        <w:t>Horizontal Scaling</w:t>
-      </w:r>
-      <w:r>
-        <w:rPr>
-          <w:rStyle w:val="Strong"/>
-          <w:sz w:val="24"/>
-        </w:rPr>
-        <w:t>:</w:t>
-      </w:r>
-    </w:p>
-    <w:p>
-      <w:pPr>
-        <w:pStyle w:val="ListParagraph"/>
-        <w:numPr>
-          <w:ilvl w:val="0"/>
-          <w:numId w:val="2"/>
-        </w:numPr>
-        <w:shd w:val="clear" w:color="auto" w:fill="FFFFFF"/>
-        <w:spacing w:after="120" w:line="330" w:lineRule="atLeast"/>
-        <w:rPr>
-          <w:b/>
-          <w:bCs/>
-          <w:sz w:val="24"/>
-        </w:rPr>
-      </w:pPr>
-      <w:r>
-        <w:t xml:space="preserve">This means </w:t>
-      </w:r>
-      <w:r>
-        <w:rPr>
-          <w:rStyle w:val="Strong"/>
-          <w:b w:val="0"/>
-        </w:rPr>
-        <w:t xml:space="preserve">adding more </w:t>
-      </w:r>
-      <w:r>
-        <w:rPr>
-          <w:rStyle w:val="Strong"/>
-        </w:rPr>
-        <w:t>servers</w:t>
-      </w:r>
-      <w:r>
-        <w:rPr>
-          <w:rStyle w:val="Strong"/>
-        </w:rPr>
-        <w:t xml:space="preserve"> </w:t>
-      </w:r>
-      <w:r>
-        <w:rPr>
-          <w:rStyle w:val="Strong"/>
-          <w:b w:val="0"/>
-        </w:rPr>
-        <w:t>(</w:t>
-      </w:r>
-      <w:r>
-        <w:rPr>
-          <w:rStyle w:val="Strong"/>
-          <w:color w:val="FF0000"/>
-        </w:rPr>
-        <w:t>nodes</w:t>
-      </w:r>
-      <w:r>
-        <w:rPr>
-          <w:rStyle w:val="Strong"/>
-          <w:b w:val="0"/>
-        </w:rPr>
-        <w:t>)</w:t>
-      </w:r>
-      <w:r>
-        <w:rPr>
-          <w:rStyle w:val="Strong"/>
-          <w:b w:val="0"/>
-        </w:rPr>
-        <w:t xml:space="preserve"> to your system</w:t>
-      </w:r>
-      <w:r>
-        <w:rPr>
-          <w:b/>
-        </w:rPr>
-        <w:t>.</w:t>
-      </w:r>
-    </w:p>
-    <w:p>
-      <w:pPr>
-        <w:pStyle w:val="ListParagraph"/>
-        <w:numPr>
-          <w:ilvl w:val="0"/>
-          <w:numId w:val="2"/>
-        </w:numPr>
-        <w:shd w:val="clear" w:color="auto" w:fill="FFFFFF"/>
-        <w:spacing w:after="120" w:line="330" w:lineRule="atLeast"/>
-        <w:rPr>
-          <w:b/>
-          <w:bCs/>
-          <w:sz w:val="24"/>
-        </w:rPr>
-      </w:pPr>
-      <w:r>
-        <w:rPr>
-          <w:rStyle w:val="Strong"/>
-        </w:rPr>
-        <w:t>How it works</w:t>
-      </w:r>
-      <w:r>
-        <w:t>: You add more servers or nodes and distribute the load.</w:t>
-      </w:r>
-    </w:p>
-    <w:p>
-      <w:pPr>
-        <w:pStyle w:val="ListParagraph"/>
-        <w:numPr>
-          <w:ilvl w:val="0"/>
-          <w:numId w:val="2"/>
-        </w:numPr>
-        <w:shd w:val="clear" w:color="auto" w:fill="FFFFFF"/>
-        <w:spacing w:after="120" w:line="330" w:lineRule="atLeast"/>
-        <w:rPr>
-          <w:b/>
-          <w:bCs/>
-          <w:sz w:val="24"/>
-        </w:rPr>
-      </w:pPr>
-      <w:r>
-        <w:rPr>
-          <w:rStyle w:val="Strong"/>
-        </w:rPr>
-        <w:t>Example</w:t>
-      </w:r>
-      <w:r>
-        <w:t xml:space="preserve">: Instead of </w:t>
-      </w:r>
-      <w:r>
-        <w:t>2</w:t>
-      </w:r>
-      <w:r>
-        <w:t xml:space="preserve"> powerful server</w:t>
-      </w:r>
-      <w:r>
-        <w:t>s</w:t>
-      </w:r>
-      <w:r>
-        <w:t>, you use 5 smaller servers with a load balancer.</w:t>
+        <w:t>: Instead of 2 powerful servers, you use 5 smaller servers with a load balancer.</w:t>
       </w:r>
     </w:p>
     <w:p>
@@ -1408,8 +1132,6 @@
           <w:sz w:val="16"/>
         </w:rPr>
       </w:pPr>
-      <w:bookmarkStart w:id="0" w:name="_GoBack"/>
-      <w:bookmarkEnd w:id="0"/>
     </w:p>
     <w:sectPr>
       <w:pgSz w:w="11906" w:h="16838"/>
@@ -1422,8 +1144,8 @@
 </file>
 
 <file path=word/numbering.xml><?xml version="1.0" encoding="utf-8"?>
-<w:numbering xmlns:wpc="http://schemas.microsoft.com/office/word/2010/wordprocessingCanvas" xmlns:mc="http://schemas.openxmlformats.org/markup-compatibility/2006" xmlns:o="urn:schemas-microsoft-com:office:office" xmlns:r="http://schemas.openxmlformats.org/officeDocument/2006/relationships" xmlns:m="http://schemas.openxmlformats.org/officeDocument/2006/math" xmlns:v="urn:schemas-microsoft-com:vml" xmlns:wp14="http://schemas.microsoft.com/office/word/2010/wordprocessingDrawing" xmlns:wp="http://schemas.openxmlformats.org/drawingml/2006/wordprocessingDrawing" xmlns:w10="urn:schemas-microsoft-com:office:word" xmlns:w="http://schemas.openxmlformats.org/wordprocessingml/2006/main" xmlns:w14="http://schemas.microsoft.com/office/word/2010/wordml" xmlns:w15="http://schemas.microsoft.com/office/word/2012/wordml" xmlns:wpg="http://schemas.microsoft.com/office/word/2010/wordprocessingGroup" xmlns:wpi="http://schemas.microsoft.com/office/word/2010/wordprocessingInk" xmlns:wne="http://schemas.microsoft.com/office/word/2006/wordml" xmlns:wps="http://schemas.microsoft.com/office/word/2010/wordprocessingShape" mc:Ignorable="w14 w15 wp14">
-  <w:abstractNum w:abstractNumId="0">
+<w:numbering xmlns:wpc="http://schemas.microsoft.com/office/word/2010/wordprocessingCanvas" xmlns:cx="http://schemas.microsoft.com/office/drawing/2014/chartex" xmlns:cx1="http://schemas.microsoft.com/office/drawing/2015/9/8/chartex" xmlns:cx2="http://schemas.microsoft.com/office/drawing/2015/10/21/chartex" xmlns:cx3="http://schemas.microsoft.com/office/drawing/2016/5/9/chartex" xmlns:cx4="http://schemas.microsoft.com/office/drawing/2016/5/10/chartex" xmlns:cx5="http://schemas.microsoft.com/office/drawing/2016/5/11/chartex" xmlns:cx6="http://schemas.microsoft.com/office/drawing/2016/5/12/chartex" xmlns:cx7="http://schemas.microsoft.com/office/drawing/2016/5/13/chartex" xmlns:cx8="http://schemas.microsoft.com/office/drawing/2016/5/14/chartex" xmlns:mc="http://schemas.openxmlformats.org/markup-compatibility/2006" xmlns:aink="http://schemas.microsoft.com/office/drawing/2016/ink" xmlns:am3d="http://schemas.microsoft.com/office/drawing/2017/model3d" xmlns:o="urn:schemas-microsoft-com:office:office" xmlns:oel="http://schemas.microsoft.com/office/2019/extlst" xmlns:r="http://schemas.openxmlformats.org/officeDocument/2006/relationships" xmlns:m="http://schemas.openxmlformats.org/officeDocument/2006/math" xmlns:v="urn:schemas-microsoft-com:vml" xmlns:wp14="http://schemas.microsoft.com/office/word/2010/wordprocessingDrawing" xmlns:wp="http://schemas.openxmlformats.org/drawingml/2006/wordprocessingDrawing" xmlns:w10="urn:schemas-microsoft-com:office:word" xmlns:w="http://schemas.openxmlformats.org/wordprocessingml/2006/main" xmlns:w14="http://schemas.microsoft.com/office/word/2010/wordml" xmlns:w15="http://schemas.microsoft.com/office/word/2012/wordml" xmlns:w16cex="http://schemas.microsoft.com/office/word/2018/wordml/cex" xmlns:w16cid="http://schemas.microsoft.com/office/word/2016/wordml/cid" xmlns:w16="http://schemas.microsoft.com/office/word/2018/wordml" xmlns:w16du="http://schemas.microsoft.com/office/word/2023/wordml/word16du" xmlns:w16sdtdh="http://schemas.microsoft.com/office/word/2020/wordml/sdtdatahash" xmlns:w16sdtfl="http://schemas.microsoft.com/office/word/2024/wordml/sdtformatlock" xmlns:w16se="http://schemas.microsoft.com/office/word/2015/wordml/symex" xmlns:wpg="http://schemas.microsoft.com/office/word/2010/wordprocessingGroup" xmlns:wpi="http://schemas.microsoft.com/office/word/2010/wordprocessingInk" xmlns:wne="http://schemas.microsoft.com/office/word/2006/wordml" xmlns:wps="http://schemas.microsoft.com/office/word/2010/wordprocessingShape" mc:Ignorable="w14 w15 w16se w16cid w16 w16cex w16sdtdh w16sdtfl w16du wp14">
+  <w:abstractNum w:abstractNumId="0" w15:restartNumberingAfterBreak="0">
     <w:nsid w:val="11FA60FD"/>
     <w:multiLevelType w:val="multilevel"/>
     <w:tmpl w:val="0A6639A6"/>
@@ -1572,7 +1294,7 @@
       </w:rPr>
     </w:lvl>
   </w:abstractNum>
-  <w:abstractNum w:abstractNumId="1">
+  <w:abstractNum w:abstractNumId="1" w15:restartNumberingAfterBreak="0">
     <w:nsid w:val="19241EEA"/>
     <w:multiLevelType w:val="multilevel"/>
     <w:tmpl w:val="7F2636C4"/>
@@ -1721,7 +1443,7 @@
       </w:rPr>
     </w:lvl>
   </w:abstractNum>
-  <w:abstractNum w:abstractNumId="2">
+  <w:abstractNum w:abstractNumId="2" w15:restartNumberingAfterBreak="0">
     <w:nsid w:val="1C87298A"/>
     <w:multiLevelType w:val="multilevel"/>
     <w:tmpl w:val="8B14FE1C"/>
@@ -1870,7 +1592,7 @@
       </w:rPr>
     </w:lvl>
   </w:abstractNum>
-  <w:abstractNum w:abstractNumId="3">
+  <w:abstractNum w:abstractNumId="3" w15:restartNumberingAfterBreak="0">
     <w:nsid w:val="268C72E4"/>
     <w:multiLevelType w:val="hybridMultilevel"/>
     <w:tmpl w:val="58CC1DCE"/>
@@ -1983,7 +1705,7 @@
       </w:rPr>
     </w:lvl>
   </w:abstractNum>
-  <w:abstractNum w:abstractNumId="4">
+  <w:abstractNum w:abstractNumId="4" w15:restartNumberingAfterBreak="0">
     <w:nsid w:val="337F3E9F"/>
     <w:multiLevelType w:val="multilevel"/>
     <w:tmpl w:val="45122986"/>
@@ -2132,7 +1854,7 @@
       </w:rPr>
     </w:lvl>
   </w:abstractNum>
-  <w:abstractNum w:abstractNumId="5">
+  <w:abstractNum w:abstractNumId="5" w15:restartNumberingAfterBreak="0">
     <w:nsid w:val="38542A67"/>
     <w:multiLevelType w:val="multilevel"/>
     <w:tmpl w:val="E902B55C"/>
@@ -2281,7 +2003,7 @@
       </w:rPr>
     </w:lvl>
   </w:abstractNum>
-  <w:abstractNum w:abstractNumId="6">
+  <w:abstractNum w:abstractNumId="6" w15:restartNumberingAfterBreak="0">
     <w:nsid w:val="3E406819"/>
     <w:multiLevelType w:val="multilevel"/>
     <w:tmpl w:val="98B62244"/>
@@ -2430,7 +2152,7 @@
       </w:rPr>
     </w:lvl>
   </w:abstractNum>
-  <w:abstractNum w:abstractNumId="7">
+  <w:abstractNum w:abstractNumId="7" w15:restartNumberingAfterBreak="0">
     <w:nsid w:val="43125165"/>
     <w:multiLevelType w:val="hybridMultilevel"/>
     <w:tmpl w:val="AF46C270"/>
@@ -2542,7 +2264,7 @@
       </w:rPr>
     </w:lvl>
   </w:abstractNum>
-  <w:abstractNum w:abstractNumId="8">
+  <w:abstractNum w:abstractNumId="8" w15:restartNumberingAfterBreak="0">
     <w:nsid w:val="508C5085"/>
     <w:multiLevelType w:val="hybridMultilevel"/>
     <w:tmpl w:val="6E6C9A86"/>
@@ -2654,7 +2376,7 @@
       </w:rPr>
     </w:lvl>
   </w:abstractNum>
-  <w:abstractNum w:abstractNumId="9">
+  <w:abstractNum w:abstractNumId="9" w15:restartNumberingAfterBreak="0">
     <w:nsid w:val="5EB17D72"/>
     <w:multiLevelType w:val="multilevel"/>
     <w:tmpl w:val="B7663782"/>
@@ -2803,7 +2525,7 @@
       </w:rPr>
     </w:lvl>
   </w:abstractNum>
-  <w:abstractNum w:abstractNumId="10">
+  <w:abstractNum w:abstractNumId="10" w15:restartNumberingAfterBreak="0">
     <w:nsid w:val="63E224E3"/>
     <w:multiLevelType w:val="multilevel"/>
     <w:tmpl w:val="C706D20A"/>
@@ -2952,7 +2674,7 @@
       </w:rPr>
     </w:lvl>
   </w:abstractNum>
-  <w:abstractNum w:abstractNumId="11">
+  <w:abstractNum w:abstractNumId="11" w15:restartNumberingAfterBreak="0">
     <w:nsid w:val="72753614"/>
     <w:multiLevelType w:val="hybridMultilevel"/>
     <w:tmpl w:val="8806F2D0"/>
@@ -3064,47 +2786,47 @@
       </w:rPr>
     </w:lvl>
   </w:abstractNum>
-  <w:num w:numId="1">
+  <w:num w:numId="1" w16cid:durableId="993801684">
     <w:abstractNumId w:val="5"/>
   </w:num>
-  <w:num w:numId="2">
+  <w:num w:numId="2" w16cid:durableId="1521356033">
     <w:abstractNumId w:val="3"/>
   </w:num>
-  <w:num w:numId="3">
+  <w:num w:numId="3" w16cid:durableId="1506747822">
     <w:abstractNumId w:val="1"/>
   </w:num>
-  <w:num w:numId="4">
+  <w:num w:numId="4" w16cid:durableId="865603177">
     <w:abstractNumId w:val="0"/>
   </w:num>
-  <w:num w:numId="5">
+  <w:num w:numId="5" w16cid:durableId="872349917">
     <w:abstractNumId w:val="10"/>
   </w:num>
-  <w:num w:numId="6">
+  <w:num w:numId="6" w16cid:durableId="144401501">
     <w:abstractNumId w:val="9"/>
   </w:num>
-  <w:num w:numId="7">
+  <w:num w:numId="7" w16cid:durableId="1087194058">
     <w:abstractNumId w:val="7"/>
   </w:num>
-  <w:num w:numId="8">
+  <w:num w:numId="8" w16cid:durableId="1410542146">
     <w:abstractNumId w:val="4"/>
   </w:num>
-  <w:num w:numId="9">
+  <w:num w:numId="9" w16cid:durableId="1870951825">
     <w:abstractNumId w:val="11"/>
   </w:num>
-  <w:num w:numId="10">
+  <w:num w:numId="10" w16cid:durableId="537085788">
     <w:abstractNumId w:val="2"/>
   </w:num>
-  <w:num w:numId="11">
+  <w:num w:numId="11" w16cid:durableId="1570534348">
     <w:abstractNumId w:val="6"/>
   </w:num>
-  <w:num w:numId="12">
+  <w:num w:numId="12" w16cid:durableId="1858695822">
     <w:abstractNumId w:val="8"/>
   </w:num>
 </w:numbering>
 </file>
 
 <file path=word/styles.xml><?xml version="1.0" encoding="utf-8"?>
-<w:styles xmlns:mc="http://schemas.openxmlformats.org/markup-compatibility/2006" xmlns:r="http://schemas.openxmlformats.org/officeDocument/2006/relationships" xmlns:w="http://schemas.openxmlformats.org/wordprocessingml/2006/main" xmlns:w14="http://schemas.microsoft.com/office/word/2010/wordml" xmlns:w15="http://schemas.microsoft.com/office/word/2012/wordml" mc:Ignorable="w14 w15">
+<w:styles xmlns:mc="http://schemas.openxmlformats.org/markup-compatibility/2006" xmlns:r="http://schemas.openxmlformats.org/officeDocument/2006/relationships" xmlns:w="http://schemas.openxmlformats.org/wordprocessingml/2006/main" xmlns:w14="http://schemas.microsoft.com/office/word/2010/wordml" xmlns:w15="http://schemas.microsoft.com/office/word/2012/wordml" xmlns:w16cex="http://schemas.microsoft.com/office/word/2018/wordml/cex" xmlns:w16cid="http://schemas.microsoft.com/office/word/2016/wordml/cid" xmlns:w16="http://schemas.microsoft.com/office/word/2018/wordml" xmlns:w16du="http://schemas.microsoft.com/office/word/2023/wordml/word16du" xmlns:w16sdtdh="http://schemas.microsoft.com/office/word/2020/wordml/sdtdatahash" xmlns:w16sdtfl="http://schemas.microsoft.com/office/word/2024/wordml/sdtformatlock" xmlns:w16se="http://schemas.microsoft.com/office/word/2015/wordml/symex" mc:Ignorable="w14 w15 w16se w16cid w16 w16cex w16sdtdh w16sdtfl w16du">
   <w:docDefaults>
     <w:rPrDefault>
       <w:rPr>
@@ -3120,7 +2842,7 @@
       </w:pPr>
     </w:pPrDefault>
   </w:docDefaults>
-  <w:latentStyles w:defLockedState="0" w:defUIPriority="99" w:defSemiHidden="0" w:defUnhideWhenUsed="0" w:defQFormat="0" w:count="371">
+  <w:latentStyles w:defLockedState="0" w:defUIPriority="99" w:defSemiHidden="0" w:defUnhideWhenUsed="0" w:defQFormat="0" w:count="376">
     <w:lsdException w:name="Normal" w:uiPriority="0" w:qFormat="1"/>
     <w:lsdException w:name="heading 1" w:uiPriority="9" w:qFormat="1"/>
     <w:lsdException w:name="heading 2" w:semiHidden="1" w:uiPriority="9" w:unhideWhenUsed="1" w:qFormat="1"/>
@@ -3492,6 +3214,11 @@
     <w:lsdException w:name="List Table 5 Dark Accent 6" w:uiPriority="50"/>
     <w:lsdException w:name="List Table 6 Colorful Accent 6" w:uiPriority="51"/>
     <w:lsdException w:name="List Table 7 Colorful Accent 6" w:uiPriority="52"/>
+    <w:lsdException w:name="Mention" w:semiHidden="1" w:unhideWhenUsed="1"/>
+    <w:lsdException w:name="Smart Hyperlink" w:semiHidden="1" w:unhideWhenUsed="1"/>
+    <w:lsdException w:name="Hashtag" w:semiHidden="1" w:unhideWhenUsed="1"/>
+    <w:lsdException w:name="Unresolved Mention" w:semiHidden="1" w:unhideWhenUsed="1"/>
+    <w:lsdException w:name="Smart Link" w:semiHidden="1" w:unhideWhenUsed="1"/>
   </w:latentStyles>
   <w:style w:type="paragraph" w:default="1" w:styleId="Normal">
     <w:name w:val="Normal"/>
